--- a/demo/cybersafeadvisor-corporate-pack/support-pineapple-dsar-intake-and-contact-profile.docx
+++ b/demo/cybersafeadvisor-corporate-pack/support-pineapple-dsar-intake-and-contact-profile.docx
@@ -183,7 +183,7 @@
     </ns0:p>
     <ns0:p>
       <ns0:r>
-        <ns0:t>Counterparty or stakeholder: Crescent ['Holdings', 'Partners', 'Services', 'Group', 'Counsel'] (fictional).</ns0:t>
+        <ns0:t>Counterparty or stakeholder: Crescent Counsel (fictional).</ns0:t>
       </ns0:r>
     </ns0:p>
     <ns0:p>

--- a/demo/cybersafeadvisor-corporate-pack/support-pineapple-dsar-intake-and-contact-profile.docx
+++ b/demo/cybersafeadvisor-corporate-pack/support-pineapple-dsar-intake-and-contact-profile.docx
@@ -134,12 +134,27 @@
     </w:p>
     <w:p>
       <w:r>
+        <w:t>Secondary contact: Ari Foster, Office Manager</w:t>
+      </w:r>
+    </w:p>
+    <w:p>
+      <w:r>
         <w:t>Office: 18 Orchard Lane, Ann Arbor, MI 48104</w:t>
       </w:r>
     </w:p>
     <w:p>
       <w:r>
-        <w:t>Direct line: +1-555-0114 · Email: casey.morgan@example.invalid</w:t>
+        <w:t>Direct line: +1-202-555-0114 · Email: casey.morgan@example.invalid</w:t>
+      </w:r>
+    </w:p>
+    <w:p>
+      <w:r>
+        <w:t>Client since: 2023-05-15 · Preferred contact: email · Weekdays, 1:00-4:00 p.m. Eastern</w:t>
+      </w:r>
+    </w:p>
+    <w:p>
+      <w:r>
+        <w:t>Billing profile: Monthly itemized invoice; electronic delivery; client approval required before third-party spend.</w:t>
       </w:r>
     </w:p>
     <w:p>
@@ -183,7 +198,7 @@
     </w:p>
     <w:p>
       <w:r>
-        <w:t>Counterparty or stakeholder: Crescent Counsel (fictional).</w:t>
+        <w:t>Counterparty or stakeholder: FreshForm Nutrition Partners, Inc. (fictional).</w:t>
       </w:r>
     </w:p>
     <w:p>
